--- a/10.Stack/DecodeString.docx
+++ b/10.Stack/DecodeString.docx
@@ -409,19 +409,6 @@
     </w:p>
     <w:p>
       <w:r>
-        <w:t xml:space="preserve">        StringBuilder </w:t>
-      </w:r>
-      <w:proofErr w:type="spellStart"/>
-      <w:r>
-        <w:t>curr</w:t>
-      </w:r>
-      <w:proofErr w:type="spellEnd"/>
-      <w:r>
-        <w:t xml:space="preserve"> = new StringBuilder();</w:t>
-      </w:r>
-    </w:p>
-    <w:p>
-      <w:r>
         <w:t xml:space="preserve">        Stack&lt;Integer&gt; </w:t>
       </w:r>
       <w:proofErr w:type="spellStart"/>
@@ -439,7 +426,7 @@
       </w:r>
       <w:proofErr w:type="spellStart"/>
       <w:r>
-        <w:t>charStack</w:t>
+        <w:t>strStack</w:t>
       </w:r>
       <w:proofErr w:type="spellEnd"/>
       <w:r>
@@ -448,6 +435,11 @@
     </w:p>
     <w:p>
       <w:r>
+        <w:t>        StringBuilder res = new StringBuilder();</w:t>
+      </w:r>
+    </w:p>
+    <w:p>
+      <w:r>
         <w:t xml:space="preserve">        int </w:t>
       </w:r>
       <w:proofErr w:type="spellStart"/>
@@ -456,12 +448,168 @@
       </w:r>
       <w:proofErr w:type="spellEnd"/>
       <w:r>
+        <w:t xml:space="preserve"> = 0 ;</w:t>
+      </w:r>
+    </w:p>
+    <w:p>
+      <w:r>
+        <w:t xml:space="preserve">        for(Character </w:t>
+      </w:r>
+      <w:proofErr w:type="spellStart"/>
+      <w:r>
+        <w:t>ch</w:t>
+      </w:r>
+      <w:proofErr w:type="spellEnd"/>
+      <w:r>
+        <w:t xml:space="preserve"> : </w:t>
+      </w:r>
+      <w:proofErr w:type="spellStart"/>
+      <w:r>
+        <w:t>s.toCharArray</w:t>
+      </w:r>
+      <w:proofErr w:type="spellEnd"/>
+      <w:r>
+        <w:t>())</w:t>
+      </w:r>
+    </w:p>
+    <w:p>
+      <w:r>
+        <w:t xml:space="preserve">        {   </w:t>
+      </w:r>
+    </w:p>
+    <w:p>
+      <w:r>
+        <w:t>            if(</w:t>
+      </w:r>
+      <w:proofErr w:type="spellStart"/>
+      <w:r>
+        <w:t>Character.isDigit</w:t>
+      </w:r>
+      <w:proofErr w:type="spellEnd"/>
+      <w:r>
+        <w:t>(</w:t>
+      </w:r>
+      <w:proofErr w:type="spellStart"/>
+      <w:r>
+        <w:t>ch</w:t>
+      </w:r>
+      <w:proofErr w:type="spellEnd"/>
+      <w:r>
+        <w:t>))</w:t>
+      </w:r>
+    </w:p>
+    <w:p>
+      <w:r>
+        <w:t xml:space="preserve">                </w:t>
+      </w:r>
+      <w:proofErr w:type="spellStart"/>
+      <w:r>
+        <w:t>num</w:t>
+      </w:r>
+      <w:proofErr w:type="spellEnd"/>
+      <w:r>
+        <w:t xml:space="preserve"> = </w:t>
+      </w:r>
+      <w:proofErr w:type="spellStart"/>
+      <w:r>
+        <w:t>num</w:t>
+      </w:r>
+      <w:proofErr w:type="spellEnd"/>
+      <w:r>
+        <w:t>*10+(</w:t>
+      </w:r>
+      <w:proofErr w:type="spellStart"/>
+      <w:r>
+        <w:t>ch</w:t>
+      </w:r>
+      <w:proofErr w:type="spellEnd"/>
+      <w:r>
+        <w:t xml:space="preserve"> -'0');</w:t>
+      </w:r>
+    </w:p>
+    <w:p>
+      <w:r>
+        <w:t>                //for 0 to 9 ch-'0' if n=100 this</w:t>
+      </w:r>
+    </w:p>
+    <w:p>
+      <w:r>
+        <w:t>            else if(</w:t>
+      </w:r>
+      <w:proofErr w:type="spellStart"/>
+      <w:r>
+        <w:t>ch</w:t>
+      </w:r>
+      <w:proofErr w:type="spellEnd"/>
+      <w:r>
+        <w:t>=='[')</w:t>
+      </w:r>
+    </w:p>
+    <w:p>
+      <w:r>
+        <w:t>            {</w:t>
+      </w:r>
+    </w:p>
+    <w:p>
+      <w:r>
+        <w:t xml:space="preserve">                </w:t>
+      </w:r>
+      <w:proofErr w:type="spellStart"/>
+      <w:r>
+        <w:t>numStack.push</w:t>
+      </w:r>
+      <w:proofErr w:type="spellEnd"/>
+      <w:r>
+        <w:t>(</w:t>
+      </w:r>
+      <w:proofErr w:type="spellStart"/>
+      <w:r>
+        <w:t>num</w:t>
+      </w:r>
+      <w:proofErr w:type="spellEnd"/>
+      <w:r>
+        <w:t>);</w:t>
+      </w:r>
+    </w:p>
+    <w:p>
+      <w:r>
+        <w:t xml:space="preserve">                </w:t>
+      </w:r>
+      <w:proofErr w:type="spellStart"/>
+      <w:r>
+        <w:t>num</w:t>
+      </w:r>
+      <w:proofErr w:type="spellEnd"/>
+      <w:r>
         <w:t xml:space="preserve"> = 0;</w:t>
       </w:r>
     </w:p>
     <w:p>
       <w:r>
-        <w:t xml:space="preserve">        for(Character </w:t>
+        <w:t xml:space="preserve">                </w:t>
+      </w:r>
+      <w:proofErr w:type="spellStart"/>
+      <w:r>
+        <w:t>strStack.push</w:t>
+      </w:r>
+      <w:proofErr w:type="spellEnd"/>
+      <w:r>
+        <w:t>(res);</w:t>
+      </w:r>
+    </w:p>
+    <w:p>
+      <w:r>
+        <w:t>                res = new StringBuilder();</w:t>
+      </w:r>
+    </w:p>
+    <w:p>
+      <w:r>
+        <w:t>            }</w:t>
+      </w:r>
+    </w:p>
+    <w:p>
+      <w:r>
+        <w:t>            else if(</w:t>
       </w:r>
       <w:proofErr w:type="spellStart"/>
       <w:r>
@@ -469,29 +617,89 @@
       </w:r>
       <w:proofErr w:type="spellEnd"/>
       <w:r>
-        <w:t xml:space="preserve"> : </w:t>
-      </w:r>
-      <w:proofErr w:type="spellStart"/>
-      <w:r>
-        <w:t>s.toCharArray</w:t>
-      </w:r>
-      <w:proofErr w:type="spellEnd"/>
-      <w:r>
-        <w:t>())</w:t>
-      </w:r>
-    </w:p>
-    <w:p>
-      <w:r>
-        <w:t>        {</w:t>
-      </w:r>
-    </w:p>
-    <w:p>
-      <w:r>
-        <w:t>            if(</w:t>
-      </w:r>
-      <w:proofErr w:type="spellStart"/>
-      <w:r>
-        <w:t>Character.isDigit</w:t>
+        <w:t>==']')</w:t>
+      </w:r>
+    </w:p>
+    <w:p>
+      <w:r>
+        <w:t>            {</w:t>
+      </w:r>
+    </w:p>
+    <w:p>
+      <w:r>
+        <w:t xml:space="preserve">                StringBuilder temp = </w:t>
+      </w:r>
+      <w:proofErr w:type="spellStart"/>
+      <w:r>
+        <w:t>strStack.pop</w:t>
+      </w:r>
+      <w:proofErr w:type="spellEnd"/>
+      <w:r>
+        <w:t>();</w:t>
+      </w:r>
+    </w:p>
+    <w:p>
+      <w:r>
+        <w:t xml:space="preserve">                int count = </w:t>
+      </w:r>
+      <w:proofErr w:type="spellStart"/>
+      <w:r>
+        <w:t>numStack.pop</w:t>
+      </w:r>
+      <w:proofErr w:type="spellEnd"/>
+      <w:r>
+        <w:t>();</w:t>
+      </w:r>
+    </w:p>
+    <w:p>
+      <w:r>
+        <w:t>                while(count&gt;0)</w:t>
+      </w:r>
+    </w:p>
+    <w:p>
+      <w:r>
+        <w:t>                {</w:t>
+      </w:r>
+    </w:p>
+    <w:p>
+      <w:r>
+        <w:t xml:space="preserve">                    </w:t>
+      </w:r>
+      <w:proofErr w:type="spellStart"/>
+      <w:r>
+        <w:t>temp.append</w:t>
+      </w:r>
+      <w:proofErr w:type="spellEnd"/>
+      <w:r>
+        <w:t>(res);</w:t>
+      </w:r>
+    </w:p>
+    <w:p>
+      <w:r>
+        <w:t>                    count--;</w:t>
+      </w:r>
+    </w:p>
+    <w:p>
+      <w:r>
+        <w:t>                }res = temp;</w:t>
+      </w:r>
+      <w:r>
+        <w:t>}</w:t>
+      </w:r>
+    </w:p>
+    <w:p>
+      <w:r>
+        <w:lastRenderedPageBreak/>
+        <w:t>                       else</w:t>
+      </w:r>
+    </w:p>
+    <w:p>
+      <w:r>
+        <w:t xml:space="preserve">                </w:t>
+      </w:r>
+      <w:proofErr w:type="spellStart"/>
+      <w:r>
+        <w:t>res.append</w:t>
       </w:r>
       <w:proofErr w:type="spellEnd"/>
       <w:r>
@@ -503,146 +711,21 @@
       </w:r>
       <w:proofErr w:type="spellEnd"/>
       <w:r>
-        <w:t>))</w:t>
-      </w:r>
-    </w:p>
-    <w:p>
-      <w:r>
-        <w:t xml:space="preserve">                </w:t>
-      </w:r>
-      <w:proofErr w:type="spellStart"/>
-      <w:r>
-        <w:t>num</w:t>
-      </w:r>
-      <w:proofErr w:type="spellEnd"/>
-      <w:r>
-        <w:t xml:space="preserve"> = </w:t>
-      </w:r>
-      <w:proofErr w:type="spellStart"/>
-      <w:r>
-        <w:t>num</w:t>
-      </w:r>
-      <w:proofErr w:type="spellEnd"/>
-      <w:r>
-        <w:t>*10+(ch-'0');</w:t>
-      </w:r>
-    </w:p>
-    <w:p>
-      <w:r>
-        <w:t>            else if(</w:t>
-      </w:r>
-      <w:proofErr w:type="spellStart"/>
-      <w:r>
-        <w:t>ch</w:t>
-      </w:r>
-      <w:proofErr w:type="spellEnd"/>
-      <w:r>
-        <w:t>=='[')</w:t>
-      </w:r>
-    </w:p>
-    <w:p>
-      <w:r>
-        <w:t>            {</w:t>
-      </w:r>
-    </w:p>
-    <w:p>
-      <w:r>
-        <w:t xml:space="preserve">                </w:t>
-      </w:r>
-      <w:proofErr w:type="spellStart"/>
-      <w:r>
-        <w:t>numStack.push</w:t>
-      </w:r>
-      <w:proofErr w:type="spellEnd"/>
-      <w:r>
-        <w:t>(</w:t>
-      </w:r>
-      <w:proofErr w:type="spellStart"/>
-      <w:r>
-        <w:t>num</w:t>
-      </w:r>
-      <w:proofErr w:type="spellEnd"/>
-      <w:r>
         <w:t>);</w:t>
       </w:r>
     </w:p>
     <w:p>
       <w:r>
-        <w:t xml:space="preserve">                </w:t>
-      </w:r>
-      <w:proofErr w:type="spellStart"/>
-      <w:r>
-        <w:t>num</w:t>
-      </w:r>
-      <w:proofErr w:type="spellEnd"/>
-      <w:r>
-        <w:t xml:space="preserve"> = 0;</w:t>
-      </w:r>
-    </w:p>
-    <w:p>
-      <w:r>
-        <w:t xml:space="preserve">                </w:t>
-      </w:r>
-      <w:proofErr w:type="spellStart"/>
-      <w:r>
-        <w:t>charStack.push</w:t>
-      </w:r>
-      <w:proofErr w:type="spellEnd"/>
-      <w:r>
-        <w:t>(</w:t>
-      </w:r>
-      <w:proofErr w:type="spellStart"/>
-      <w:r>
-        <w:t>curr</w:t>
-      </w:r>
-      <w:proofErr w:type="spellEnd"/>
-      <w:r>
-        <w:t>);</w:t>
-      </w:r>
-    </w:p>
-    <w:p>
-      <w:r>
-        <w:t xml:space="preserve">                </w:t>
-      </w:r>
-      <w:proofErr w:type="spellStart"/>
-      <w:r>
-        <w:t>curr</w:t>
-      </w:r>
-      <w:proofErr w:type="spellEnd"/>
-      <w:r>
-        <w:t xml:space="preserve"> = new StringBuilder();</w:t>
-      </w:r>
-    </w:p>
-    <w:p>
-      <w:r>
-        <w:t>            }</w:t>
-      </w:r>
-    </w:p>
-    <w:p>
-      <w:r>
-        <w:t>            else if(</w:t>
-      </w:r>
-      <w:proofErr w:type="spellStart"/>
-      <w:r>
-        <w:t>ch</w:t>
-      </w:r>
-      <w:proofErr w:type="spellEnd"/>
-      <w:r>
-        <w:t>==']')</w:t>
-      </w:r>
-    </w:p>
-    <w:p>
-      <w:r>
-        <w:t>            {</w:t>
-      </w:r>
-    </w:p>
-    <w:p>
-      <w:r>
-        <w:t xml:space="preserve">                int count = </w:t>
-      </w:r>
-      <w:proofErr w:type="spellStart"/>
-      <w:r>
-        <w:t>numStack.pop</w:t>
+        <w:t>        }</w:t>
+      </w:r>
+    </w:p>
+    <w:p>
+      <w:r>
+        <w:t xml:space="preserve">        return </w:t>
+      </w:r>
+      <w:proofErr w:type="spellStart"/>
+      <w:r>
+        <w:t>res.toString</w:t>
       </w:r>
       <w:proofErr w:type="spellEnd"/>
       <w:r>
@@ -651,131 +734,7 @@
     </w:p>
     <w:p>
       <w:r>
-        <w:t xml:space="preserve">                StringBuilder temp = </w:t>
-      </w:r>
-      <w:proofErr w:type="spellStart"/>
-      <w:r>
-        <w:t>charStack.pop</w:t>
-      </w:r>
-      <w:proofErr w:type="spellEnd"/>
-      <w:r>
-        <w:t>();</w:t>
-      </w:r>
-    </w:p>
-    <w:p>
-      <w:r>
-        <w:t>                while(count&gt;0)</w:t>
-      </w:r>
-    </w:p>
-    <w:p>
-      <w:r>
-        <w:t>                {</w:t>
-      </w:r>
-    </w:p>
-    <w:p>
-      <w:r>
-        <w:t xml:space="preserve">                    </w:t>
-      </w:r>
-      <w:proofErr w:type="spellStart"/>
-      <w:r>
-        <w:t>temp.append</w:t>
-      </w:r>
-      <w:proofErr w:type="spellEnd"/>
-      <w:r>
-        <w:t>(</w:t>
-      </w:r>
-      <w:proofErr w:type="spellStart"/>
-      <w:r>
-        <w:t>curr</w:t>
-      </w:r>
-      <w:proofErr w:type="spellEnd"/>
-      <w:r>
-        <w:t>);</w:t>
-      </w:r>
-    </w:p>
-    <w:p>
-      <w:r>
-        <w:t>                    count--;</w:t>
-      </w:r>
-      <w:r>
-        <w:t xml:space="preserve"> </w:t>
-      </w:r>
-    </w:p>
-    <w:p>
-      <w:r>
-        <w:t>                }</w:t>
-      </w:r>
-    </w:p>
-    <w:p>
-      <w:r>
-        <w:t xml:space="preserve">                </w:t>
-      </w:r>
-      <w:proofErr w:type="spellStart"/>
-      <w:r>
-        <w:t>curr</w:t>
-      </w:r>
-      <w:proofErr w:type="spellEnd"/>
-      <w:r>
-        <w:t xml:space="preserve"> = temp;</w:t>
-      </w:r>
-      <w:r>
-        <w:t>}</w:t>
-      </w:r>
-    </w:p>
-    <w:p>
-      <w:r>
-        <w:lastRenderedPageBreak/>
-        <w:t>            else</w:t>
-      </w:r>
-    </w:p>
-    <w:p>
-      <w:r>
-        <w:t xml:space="preserve">                </w:t>
-      </w:r>
-      <w:proofErr w:type="spellStart"/>
-      <w:r>
-        <w:t>curr.append</w:t>
-      </w:r>
-      <w:proofErr w:type="spellEnd"/>
-      <w:r>
-        <w:t>(</w:t>
-      </w:r>
-      <w:proofErr w:type="spellStart"/>
-      <w:r>
-        <w:t>ch</w:t>
-      </w:r>
-      <w:proofErr w:type="spellEnd"/>
-      <w:r>
-        <w:t>);</w:t>
-      </w:r>
-    </w:p>
-    <w:p/>
-    <w:p>
-      <w:r>
-        <w:t>        }</w:t>
-      </w:r>
-    </w:p>
-    <w:p>
-      <w:r>
-        <w:t xml:space="preserve">        return </w:t>
-      </w:r>
-      <w:proofErr w:type="spellStart"/>
-      <w:proofErr w:type="gramStart"/>
-      <w:r>
-        <w:t>curr</w:t>
-      </w:r>
-      <w:proofErr w:type="gramEnd"/>
-      <w:r>
-        <w:t>.toString</w:t>
-      </w:r>
-      <w:proofErr w:type="spellEnd"/>
-      <w:r>
-        <w:t xml:space="preserve">();  </w:t>
-      </w:r>
-    </w:p>
-    <w:p>
-      <w:r>
-        <w:t>    }</w:t>
+        <w:t>       }</w:t>
       </w:r>
     </w:p>
     <w:p>
